--- a/docs/prd/PhuongAnTinhCuocTuDong.docx
+++ b/docs/prd/PhuongAnTinhCuocTuDong.docx
@@ -2,7 +2,7 @@
 <file path=word/document.xml><?xml version="1.0" encoding="utf-8"?>
 <w:document xmlns:w="http://schemas.openxmlformats.org/wordprocessingml/2006/main" xmlns:m="http://schemas.openxmlformats.org/officeDocument/2006/math" xmlns:r="http://schemas.openxmlformats.org/officeDocument/2006/relationships" xmlns:o="urn:schemas-microsoft-com:office:office" xmlns:v="urn:schemas-microsoft-com:vml" xmlns:w10="urn:schemas-microsoft-com:office:word" xmlns:a="http://schemas.openxmlformats.org/drawingml/2006/main" xmlns:pic="http://schemas.openxmlformats.org/drawingml/2006/picture" xmlns:wp="http://schemas.openxmlformats.org/drawingml/2006/wordprocessingDrawing">
   <w:body>
-    <w:bookmarkStart w:id="29" w:name="Xbb05696b97ce92701a25e89b21c49347bbdc6fd"/>
+    <w:bookmarkStart w:id="25" w:name="Xbb05696b97ce92701a25e89b21c49347bbdc6fd"/>
     <w:p>
       <w:pPr>
         <w:pStyle w:val="Heading1"/>
@@ -27,47 +27,17 @@
       <w:r>
         <w:t xml:space="preserve"> </w:t>
       </w:r>
-      <w:hyperlink r:id="rId9">
-        <w:r>
-          <w:rPr>
-            <w:rStyle w:val="Hyperlink"/>
-          </w:rPr>
-          <w:t xml:space="preserve">mục lục PRD</w:t>
-        </w:r>
-      </w:hyperlink>
-      <w:r>
-        <w:t xml:space="preserve">,</w:t>
-      </w:r>
-      <w:r>
-        <w:t xml:space="preserve"> </w:t>
-      </w:r>
-      <w:hyperlink r:id="rId10">
-        <w:r>
-          <w:rPr>
-            <w:rStyle w:val="Hyperlink"/>
-          </w:rPr>
-          <w:t xml:space="preserve">công thức cước</w:t>
-        </w:r>
-      </w:hyperlink>
-      <w:r>
-        <w:t xml:space="preserve">,</w:t>
-      </w:r>
-      <w:r>
-        <w:t xml:space="preserve"> </w:t>
-      </w:r>
-      <w:hyperlink r:id="rId11">
-        <w:r>
-          <w:rPr>
-            <w:rStyle w:val="Hyperlink"/>
-          </w:rPr>
-          <w:t xml:space="preserve">dữ liệu cước</w:t>
-        </w:r>
-      </w:hyperlink>
-      <w:r>
-        <w:t xml:space="preserve">.</w:t>
-      </w:r>
-    </w:p>
-    <w:bookmarkStart w:id="12" w:name="mục-tiêu-và-phạm-vi"/>
+      <w:r>
+        <w:t xml:space="preserve">mục lục PRD, công thức cước,</w:t>
+      </w:r>
+      <w:r>
+        <w:t xml:space="preserve"> </w:t>
+      </w:r>
+      <w:r>
+        <w:t xml:space="preserve">dữ liệu cước.</w:t>
+      </w:r>
+    </w:p>
+    <w:bookmarkStart w:id="9" w:name="mục-tiêu-và-phạm-vi"/>
     <w:p>
       <w:pPr>
         <w:pStyle w:val="Heading2"/>
@@ -272,8 +242,8 @@
         <w:t xml:space="preserve">quyền tài chính cho mọi người.</w:t>
       </w:r>
     </w:p>
-    <w:bookmarkEnd w:id="12"/>
-    <w:bookmarkStart w:id="13" w:name="quy-tắc-tính-cước"/>
+    <w:bookmarkEnd w:id="9"/>
+    <w:bookmarkStart w:id="10" w:name="quy-tắc-tính-cước"/>
     <w:p>
       <w:pPr>
         <w:pStyle w:val="Heading2"/>
@@ -487,20 +457,12 @@
       <w:r>
         <w:t xml:space="preserve"> </w:t>
       </w:r>
-      <w:hyperlink r:id="rId10">
-        <w:r>
-          <w:rPr>
-            <w:rStyle w:val="Hyperlink"/>
-          </w:rPr>
-          <w:t xml:space="preserve">Quy tắc cước và phụ phí dầu</w:t>
-        </w:r>
-      </w:hyperlink>
-      <w:r>
-        <w:t xml:space="preserve">.</w:t>
-      </w:r>
-    </w:p>
-    <w:bookmarkEnd w:id="13"/>
-    <w:bookmarkStart w:id="18" w:name="bốn-nhóm-điều-khoản-áp-giá"/>
+      <w:r>
+        <w:t xml:space="preserve">Quy tắc cước và phụ phí dầu.</w:t>
+      </w:r>
+    </w:p>
+    <w:bookmarkEnd w:id="10"/>
+    <w:bookmarkStart w:id="15" w:name="bốn-nhóm-điều-khoản-áp-giá"/>
     <w:p>
       <w:pPr>
         <w:pStyle w:val="Heading2"/>
@@ -509,7 +471,7 @@
         <w:t xml:space="preserve">3. Bốn nhóm điều khoản áp giá</w:t>
       </w:r>
     </w:p>
-    <w:bookmarkStart w:id="14" w:name="độ-trễ-theo-tuyến"/>
+    <w:bookmarkStart w:id="11" w:name="độ-trễ-theo-tuyến"/>
     <w:p>
       <w:pPr>
         <w:pStyle w:val="Heading3"/>
@@ -565,8 +527,8 @@
         <w:t xml:space="preserve">chưa có lag, sản phẩm báo thiếu điều khoản thay vì tự dùng 0.</w:t>
       </w:r>
     </w:p>
-    <w:bookmarkEnd w:id="14"/>
-    <w:bookmarkStart w:id="15" w:name="ngưỡng-kích-hoạt-điều-chỉnh"/>
+    <w:bookmarkEnd w:id="11"/>
+    <w:bookmarkStart w:id="12" w:name="ngưỡng-kích-hoạt-điều-chỉnh"/>
     <w:p>
       <w:pPr>
         <w:pStyle w:val="Heading3"/>
@@ -746,8 +708,8 @@
         <w:t xml:space="preserve">hiển thị chưa đủ căn cứ để tính tự động.</w:t>
       </w:r>
     </w:p>
-    <w:bookmarkEnd w:id="15"/>
-    <w:bookmarkStart w:id="16" w:name="hiệu-lực-của-kỳ-giá-mới"/>
+    <w:bookmarkEnd w:id="12"/>
+    <w:bookmarkStart w:id="13" w:name="hiệu-lực-của-kỳ-giá-mới"/>
     <w:p>
       <w:pPr>
         <w:pStyle w:val="Heading3"/>
@@ -796,8 +758,8 @@
         <w:t xml:space="preserve">quyền bổ sung hoặc nhập giá có căn cứ.</w:t>
       </w:r>
     </w:p>
-    <w:bookmarkEnd w:id="16"/>
-    <w:bookmarkStart w:id="17" w:name="thời-điểm-khóa-cước"/>
+    <w:bookmarkEnd w:id="13"/>
+    <w:bookmarkStart w:id="14" w:name="thời-điểm-khóa-cước"/>
     <w:p>
       <w:pPr>
         <w:pStyle w:val="Heading3"/>
@@ -880,9 +842,9 @@
         <w:t xml:space="preserve">là thao tác riêng có quyền và lý do, tuân thủ kỳ đã khóa.</w:t>
       </w:r>
     </w:p>
-    <w:bookmarkEnd w:id="17"/>
-    <w:bookmarkEnd w:id="18"/>
-    <w:bookmarkStart w:id="23" w:name="luồng-sử-dụng"/>
+    <w:bookmarkEnd w:id="14"/>
+    <w:bookmarkEnd w:id="15"/>
+    <w:bookmarkStart w:id="20" w:name="luồng-sử-dụng"/>
     <w:p>
       <w:pPr>
         <w:pStyle w:val="Heading2"/>
@@ -891,7 +853,7 @@
         <w:t xml:space="preserve">4. Luồng sử dụng</w:t>
       </w:r>
     </w:p>
-    <w:bookmarkStart w:id="19" w:name="nhập-kỳ-giá-dầu"/>
+    <w:bookmarkStart w:id="16" w:name="nhập-kỳ-giá-dầu"/>
     <w:p>
       <w:pPr>
         <w:pStyle w:val="Heading3"/>
@@ -983,8 +945,8 @@
         <w:t xml:space="preserve">thị trường hoặc chính sách thuế thay đổi.</w:t>
       </w:r>
     </w:p>
-    <w:bookmarkEnd w:id="19"/>
-    <w:bookmarkStart w:id="20" w:name="tính-cước-khi-lập-hoặc-bổ-sung-lô"/>
+    <w:bookmarkEnd w:id="16"/>
+    <w:bookmarkStart w:id="17" w:name="tính-cước-khi-lập-hoặc-bổ-sung-lô"/>
     <w:p>
       <w:pPr>
         <w:pStyle w:val="Heading3"/>
@@ -1073,8 +1035,8 @@
         <w:t xml:space="preserve">15T là tổng giá hợp lệ khi chưa có giá gốc.</w:t>
       </w:r>
     </w:p>
-    <w:bookmarkEnd w:id="20"/>
-    <w:bookmarkStart w:id="21" w:name="xem-và-sửa-lịchgiá"/>
+    <w:bookmarkEnd w:id="17"/>
+    <w:bookmarkStart w:id="18" w:name="xem-và-sửa-lịchgiá"/>
     <w:p>
       <w:pPr>
         <w:pStyle w:val="Heading3"/>
@@ -1109,8 +1071,8 @@
         <w:t xml:space="preserve">không thêm bước xin duyệt.</w:t>
       </w:r>
     </w:p>
-    <w:bookmarkEnd w:id="21"/>
-    <w:bookmarkStart w:id="22" w:name="nhập-file-cước-của-khách-hàng"/>
+    <w:bookmarkEnd w:id="18"/>
+    <w:bookmarkStart w:id="19" w:name="nhập-file-cước-của-khách-hàng"/>
     <w:p>
       <w:pPr>
         <w:pStyle w:val="Heading3"/>
@@ -1209,9 +1171,9 @@
         <w:t xml:space="preserve">quy tắc chung.</w:t>
       </w:r>
     </w:p>
-    <w:bookmarkEnd w:id="22"/>
-    <w:bookmarkEnd w:id="23"/>
-    <w:bookmarkStart w:id="24" w:name="Xc05538c7b2d47010ca41c802f1a0d36271612b4"/>
+    <w:bookmarkEnd w:id="19"/>
+    <w:bookmarkEnd w:id="20"/>
+    <w:bookmarkStart w:id="21" w:name="Xc05538c7b2d47010ca41c802f1a0d36271612b4"/>
     <w:p>
       <w:pPr>
         <w:pStyle w:val="Heading2"/>
@@ -1386,8 +1348,8 @@
         <w:t xml:space="preserve">khoản khách hàng chưa trả lời.</w:t>
       </w:r>
     </w:p>
-    <w:bookmarkEnd w:id="24"/>
-    <w:bookmarkStart w:id="25" w:name="trạng-thái-lỗi-và-trải-nghiệm"/>
+    <w:bookmarkEnd w:id="21"/>
+    <w:bookmarkStart w:id="22" w:name="trạng-thái-lỗi-và-trải-nghiệm"/>
     <w:p>
       <w:pPr>
         <w:pStyle w:val="Heading2"/>
@@ -1643,8 +1605,8 @@
         <w:t xml:space="preserve">tạo tiền hoặc chứng từ trùng. Lịch sử và số đã phát hành không mất khi giá thay đổi.</w:t>
       </w:r>
     </w:p>
-    <w:bookmarkEnd w:id="25"/>
-    <w:bookmarkStart w:id="26" w:name="tiêu-chí-chấp-nhận"/>
+    <w:bookmarkEnd w:id="22"/>
+    <w:bookmarkStart w:id="23" w:name="tiêu-chí-chấp-nhận"/>
     <w:p>
       <w:pPr>
         <w:pStyle w:val="Heading2"/>
@@ -1779,8 +1741,8 @@
         <w:t xml:space="preserve">tính, sửa thông tin có quyền và đọc lỗi rõ ràng với dữ liệu dài/nhiều dòng.</w:t>
       </w:r>
     </w:p>
-    <w:bookmarkEnd w:id="26"/>
-    <w:bookmarkStart w:id="28" w:name="điểm-cần-khách-hàngchủ-sản-phẩm-làm-rõ"/>
+    <w:bookmarkEnd w:id="23"/>
+    <w:bookmarkStart w:id="24" w:name="điểm-cần-khách-hàngchủ-sản-phẩm-làm-rõ"/>
     <w:p>
       <w:pPr>
         <w:pStyle w:val="Heading2"/>
@@ -2021,42 +1983,17 @@
         <w:pStyle w:val="BodyText"/>
       </w:pPr>
       <w:r>
-        <w:t xml:space="preserve">Xem</w:t>
-      </w:r>
-      <w:r>
-        <w:t xml:space="preserve"> </w:t>
-      </w:r>
-      <w:hyperlink r:id="rId27">
-        <w:r>
-          <w:rPr>
-            <w:rStyle w:val="Hyperlink"/>
-          </w:rPr>
-          <w:t xml:space="preserve">đầu vào nghiệp vụ còn mở</w:t>
-        </w:r>
-      </w:hyperlink>
-      <w:r>
-        <w:t xml:space="preserve"> </w:t>
-      </w:r>
-      <w:r>
-        <w:t xml:space="preserve">và</w:t>
-      </w:r>
-      <w:r>
-        <w:t xml:space="preserve"> </w:t>
-      </w:r>
-      <w:hyperlink r:id="rId11">
-        <w:r>
-          <w:rPr>
-            <w:rStyle w:val="Hyperlink"/>
-          </w:rPr>
-          <w:t xml:space="preserve">yêu cầu dữ liệu/lịch sử</w:t>
-        </w:r>
-      </w:hyperlink>
-      <w:r>
-        <w:t xml:space="preserve">.</w:t>
-      </w:r>
-    </w:p>
-    <w:bookmarkEnd w:id="28"/>
-    <w:bookmarkEnd w:id="29"/>
+        <w:t xml:space="preserve">Xem đầu vào nghiệp vụ còn mở và</w:t>
+      </w:r>
+      <w:r>
+        <w:t xml:space="preserve"> </w:t>
+      </w:r>
+      <w:r>
+        <w:t xml:space="preserve">yêu cầu dữ liệu/lịch sử.</w:t>
+      </w:r>
+    </w:p>
+    <w:bookmarkEnd w:id="24"/>
+    <w:bookmarkEnd w:id="25"/>
     <w:sectPr>
       <w:footnotePr>
         <w:numRestart w:val="eachSect"/>
